--- a/test/official.docx
+++ b/test/official.docx
@@ -36,11 +36,11 @@
             <wp:effectExtent l="0" t="0" r="0" b="0"/>
             <wp:wrapThrough wrapText="bothSides">
               <wp:wrapPolygon edited="0">
-                <wp:start x="-112" y="0"/>
-                <wp:lineTo x="-112" y="20571"/>
+                <wp:start x="-226" y="0"/>
+                <wp:lineTo x="-226" y="20571"/>
                 <wp:lineTo x="21199" y="20571"/>
                 <wp:lineTo x="21199" y="0"/>
-                <wp:lineTo x="-112" y="0"/>
+                <wp:lineTo x="-226" y="0"/>
               </wp:wrapPolygon>
             </wp:wrapThrough>
             <wp:docPr id="1" name="Рисунок 2"/>
@@ -324,9 +324,16 @@
       <w:r>
         <w:rPr>
           <w:b w:val="false"/>
+          <w:shd w:fill="auto" w:val="clear"/>
+        </w:rPr>
+        <w:t xml:space="preserve">Иванов И.И., Петров П.П. Заголовок статьи. </w:t>
+      </w:r>
+      <w:r>
+        <w:rPr>
+          <w:b w:val="false"/>
           <w:highlight w:val="yellow"/>
         </w:rPr>
-        <w:t xml:space="preserve">Иванов И.И., Петров П.П. Заголовок статьи. Труды ИСП РАН, том 37, вып. 1, 2025 г., стр. </w:t>
+        <w:t xml:space="preserve">Труды ИСП РАН, том 37, вып. 1, 2025 г., стр. </w:t>
       </w:r>
       <w:r>
         <w:rPr>
@@ -492,7 +499,7 @@
           <w:szCs w:val="24"/>
           <w:lang w:val="en-US"/>
         </w:rPr>
-        <w:t>Article Title</w:t>
+        <w:t>Article title</w:t>
       </w:r>
     </w:p>
     <w:p>
@@ -990,7 +997,7 @@
         <w:pStyle w:val="ispList11"/>
         <w:numPr>
           <w:ilvl w:val="0"/>
-          <w:numId w:val="52"/>
+          <w:numId w:val="51"/>
         </w:numPr>
         <w:tabs>
           <w:tab w:val="clear" w:pos="284"/>
@@ -1011,353 +1018,353 @@
     <w:p>
       <w:pPr>
         <w:pStyle w:val="ispList11"/>
+        <w:numPr>
+          <w:ilvl w:val="0"/>
+          <w:numId w:val="51"/>
+        </w:numPr>
+        <w:tabs>
+          <w:tab w:val="clear" w:pos="284"/>
+          <w:tab w:val="left" w:pos="707" w:leader="none"/>
+        </w:tabs>
+        <w:spacing w:before="60" w:after="60"/>
+        <w:ind w:hanging="284" w:left="709"/>
+        <w:jc w:val="both"/>
+        <w:rPr/>
+      </w:pPr>
+      <w:r>
+        <w:rPr/>
+        <w:t>инициалы и фамилии авторов;</w:t>
+      </w:r>
+    </w:p>
+    <w:p>
+      <w:pPr>
+        <w:pStyle w:val="ispList11"/>
+        <w:numPr>
+          <w:ilvl w:val="0"/>
+          <w:numId w:val="51"/>
+        </w:numPr>
+        <w:tabs>
+          <w:tab w:val="clear" w:pos="284"/>
+          <w:tab w:val="left" w:pos="707" w:leader="none"/>
+        </w:tabs>
+        <w:spacing w:before="60" w:after="60"/>
+        <w:ind w:hanging="284" w:left="709"/>
+        <w:jc w:val="both"/>
+        <w:rPr/>
+      </w:pPr>
+      <w:r>
+        <w:rPr/>
+        <w:t>ORCID</w:t>
+      </w:r>
+    </w:p>
+    <w:p>
+      <w:pPr>
+        <w:pStyle w:val="ispList11"/>
+        <w:numPr>
+          <w:ilvl w:val="0"/>
+          <w:numId w:val="51"/>
+        </w:numPr>
+        <w:tabs>
+          <w:tab w:val="clear" w:pos="284"/>
+          <w:tab w:val="left" w:pos="707" w:leader="none"/>
+        </w:tabs>
+        <w:spacing w:before="60" w:after="60"/>
+        <w:ind w:hanging="284" w:left="709"/>
+        <w:jc w:val="both"/>
+        <w:rPr/>
+      </w:pPr>
+      <w:r>
+        <w:rPr/>
+        <w:t>электронные адреса авторов;</w:t>
+      </w:r>
+    </w:p>
+    <w:p>
+      <w:pPr>
+        <w:pStyle w:val="ispList11"/>
+        <w:numPr>
+          <w:ilvl w:val="0"/>
+          <w:numId w:val="51"/>
+        </w:numPr>
+        <w:tabs>
+          <w:tab w:val="clear" w:pos="284"/>
+          <w:tab w:val="left" w:pos="707" w:leader="none"/>
+        </w:tabs>
+        <w:spacing w:before="60" w:after="60"/>
+        <w:ind w:hanging="284" w:left="709"/>
+        <w:jc w:val="both"/>
+        <w:rPr/>
+      </w:pPr>
+      <w:r>
+        <w:rPr/>
+        <w:t>полное название и адрес организации (с обязательным указанием страны и города);</w:t>
+      </w:r>
+    </w:p>
+    <w:p>
+      <w:pPr>
+        <w:pStyle w:val="ispList11"/>
+        <w:numPr>
+          <w:ilvl w:val="0"/>
+          <w:numId w:val="51"/>
+        </w:numPr>
+        <w:tabs>
+          <w:tab w:val="clear" w:pos="284"/>
+          <w:tab w:val="left" w:pos="707" w:leader="none"/>
+        </w:tabs>
+        <w:spacing w:before="60" w:after="60"/>
+        <w:ind w:hanging="284" w:left="709"/>
+        <w:jc w:val="both"/>
+        <w:rPr/>
+      </w:pPr>
+      <w:r>
+        <w:rPr/>
+        <w:t>аннотация;</w:t>
+      </w:r>
+    </w:p>
+    <w:p>
+      <w:pPr>
+        <w:pStyle w:val="ispList11"/>
+        <w:numPr>
+          <w:ilvl w:val="0"/>
+          <w:numId w:val="51"/>
+        </w:numPr>
+        <w:tabs>
+          <w:tab w:val="clear" w:pos="284"/>
+          <w:tab w:val="left" w:pos="707" w:leader="none"/>
+        </w:tabs>
+        <w:spacing w:before="60" w:after="60"/>
+        <w:ind w:hanging="284" w:left="709"/>
+        <w:jc w:val="both"/>
+        <w:rPr/>
+      </w:pPr>
+      <w:r>
+        <w:rPr/>
+        <w:t>ключевые слова;</w:t>
+      </w:r>
+    </w:p>
+    <w:p>
+      <w:pPr>
+        <w:pStyle w:val="ispList11"/>
+        <w:numPr>
+          <w:ilvl w:val="0"/>
+          <w:numId w:val="51"/>
+        </w:numPr>
+        <w:tabs>
+          <w:tab w:val="clear" w:pos="284"/>
+          <w:tab w:val="left" w:pos="707" w:leader="none"/>
+        </w:tabs>
+        <w:spacing w:before="60" w:after="60"/>
+        <w:ind w:hanging="284" w:left="709"/>
+        <w:jc w:val="both"/>
+        <w:rPr/>
+      </w:pPr>
+      <w:r>
+        <w:rPr/>
+        <w:t>благодарности</w:t>
+      </w:r>
+    </w:p>
+    <w:p>
+      <w:pPr>
+        <w:pStyle w:val="ispList11"/>
+        <w:numPr>
+          <w:ilvl w:val="0"/>
+          <w:numId w:val="51"/>
+        </w:numPr>
+        <w:tabs>
+          <w:tab w:val="clear" w:pos="284"/>
+          <w:tab w:val="left" w:pos="707" w:leader="none"/>
+        </w:tabs>
+        <w:spacing w:before="60" w:after="60"/>
+        <w:ind w:hanging="284" w:left="709"/>
+        <w:jc w:val="both"/>
+        <w:rPr/>
+      </w:pPr>
+      <w:r>
+        <w:rPr/>
+        <w:t>текст статьи;</w:t>
+      </w:r>
+    </w:p>
+    <w:p>
+      <w:pPr>
+        <w:pStyle w:val="ispList11"/>
+        <w:numPr>
+          <w:ilvl w:val="0"/>
+          <w:numId w:val="51"/>
+        </w:numPr>
+        <w:tabs>
+          <w:tab w:val="clear" w:pos="284"/>
+          <w:tab w:val="left" w:pos="707" w:leader="none"/>
+        </w:tabs>
+        <w:spacing w:before="60" w:after="60"/>
+        <w:ind w:hanging="284" w:left="709"/>
+        <w:jc w:val="both"/>
+        <w:rPr/>
+      </w:pPr>
+      <w:r>
+        <w:rPr/>
+        <w:t>список использованных публикаций (заголовок «Список литературы / References»).</w:t>
+      </w:r>
+    </w:p>
+    <w:p>
+      <w:pPr>
+        <w:pStyle w:val="ispList11"/>
+        <w:numPr>
+          <w:ilvl w:val="0"/>
+          <w:numId w:val="51"/>
+        </w:numPr>
+        <w:tabs>
+          <w:tab w:val="clear" w:pos="284"/>
+          <w:tab w:val="left" w:pos="707" w:leader="none"/>
+        </w:tabs>
+        <w:spacing w:before="60" w:after="60"/>
+        <w:ind w:hanging="284" w:left="709"/>
+        <w:jc w:val="both"/>
+        <w:rPr/>
+      </w:pPr>
+      <w:r>
+        <w:rPr/>
+        <w:t>информация об авторах (заголовок «Информация об авторах / Information about authors»).</w:t>
+      </w:r>
+    </w:p>
+    <w:p>
+      <w:pPr>
+        <w:pStyle w:val="ispTextmain"/>
+        <w:rPr/>
+      </w:pPr>
+      <w:r>
+        <w:rPr/>
+        <w:t>В статье должны приводиться название статьи, инициалы и фамилии авторов, электронные адреса авторов, полные названия организаций и их адреса с указанием города и страны, аннотация и ключевые слова на английском языке.</w:t>
+      </w:r>
+    </w:p>
+    <w:p>
+      <w:pPr>
+        <w:pStyle w:val="ispSubHeader-2level"/>
+        <w:ind w:hanging="0" w:left="0"/>
+        <w:rPr/>
+      </w:pPr>
+      <w:r>
+        <w:rPr/>
+        <w:t>2. Обзор форматирования</w:t>
+      </w:r>
+    </w:p>
+    <w:p>
+      <w:pPr>
+        <w:pStyle w:val="ispTextmain"/>
+        <w:rPr/>
+      </w:pPr>
+      <w:r>
+        <w:rPr/>
+        <w:t>В этом разделе раскрыты характеристики стилей, используемых в данном документе.</w:t>
+      </w:r>
+    </w:p>
+    <w:p>
+      <w:pPr>
+        <w:pStyle w:val="ispSubHeader-3level"/>
+        <w:ind w:hanging="0" w:left="0"/>
+        <w:rPr/>
+      </w:pPr>
+      <w:r>
+        <w:rPr/>
+        <w:t>2.1 Требования по шрифтам</w:t>
+      </w:r>
+    </w:p>
+    <w:p>
+      <w:pPr>
+        <w:pStyle w:val="ispTextmain"/>
+        <w:rPr/>
+      </w:pPr>
+      <w:r>
+        <w:rPr/>
+        <w:t xml:space="preserve">Общие требования к оформлению: </w:t>
+      </w:r>
+    </w:p>
+    <w:p>
+      <w:pPr>
+        <w:pStyle w:val="ispTextmain"/>
         <w:numPr>
           <w:ilvl w:val="0"/>
           <w:numId w:val="52"/>
         </w:numPr>
-        <w:tabs>
-          <w:tab w:val="clear" w:pos="284"/>
-          <w:tab w:val="left" w:pos="707" w:leader="none"/>
-        </w:tabs>
         <w:spacing w:before="60" w:after="60"/>
         <w:ind w:hanging="284" w:left="709"/>
-        <w:jc w:val="both"/>
-        <w:rPr/>
-      </w:pPr>
-      <w:r>
-        <w:rPr/>
-        <w:t>инициалы и фамилии авторов;</w:t>
-      </w:r>
+        <w:rPr/>
+      </w:pPr>
+      <w:bookmarkStart w:id="5" w:name="_Hlk155890827"/>
+      <w:r>
+        <w:rPr/>
+        <w:t>шрифт – Times New Roman;</w:t>
+      </w:r>
+      <w:bookmarkEnd w:id="5"/>
     </w:p>
     <w:p>
       <w:pPr>
-        <w:pStyle w:val="ispList11"/>
+        <w:pStyle w:val="ispTextmain"/>
         <w:numPr>
           <w:ilvl w:val="0"/>
           <w:numId w:val="52"/>
         </w:numPr>
-        <w:tabs>
-          <w:tab w:val="clear" w:pos="284"/>
-          <w:tab w:val="left" w:pos="707" w:leader="none"/>
-        </w:tabs>
         <w:spacing w:before="60" w:after="60"/>
         <w:ind w:hanging="284" w:left="709"/>
-        <w:jc w:val="both"/>
-        <w:rPr/>
-      </w:pPr>
-      <w:r>
-        <w:rPr/>
-        <w:t>ORCID</w:t>
+        <w:rPr/>
+      </w:pPr>
+      <w:r>
+        <w:rPr/>
+        <w:t>основной шрифт для заголовков – Arial;</w:t>
       </w:r>
     </w:p>
     <w:p>
       <w:pPr>
-        <w:pStyle w:val="ispList11"/>
+        <w:pStyle w:val="ispTextmain"/>
         <w:numPr>
           <w:ilvl w:val="0"/>
           <w:numId w:val="52"/>
         </w:numPr>
-        <w:tabs>
-          <w:tab w:val="clear" w:pos="284"/>
-          <w:tab w:val="left" w:pos="707" w:leader="none"/>
-        </w:tabs>
         <w:spacing w:before="60" w:after="60"/>
         <w:ind w:hanging="284" w:left="709"/>
-        <w:jc w:val="both"/>
-        <w:rPr/>
-      </w:pPr>
-      <w:r>
-        <w:rPr/>
-        <w:t>электронные адреса авторов;</w:t>
+        <w:rPr/>
+      </w:pPr>
+      <w:r>
+        <w:rPr/>
+        <w:t>междустрочный интервал – одинарный;</w:t>
       </w:r>
     </w:p>
     <w:p>
       <w:pPr>
-        <w:pStyle w:val="ispList11"/>
+        <w:pStyle w:val="ispTextmain"/>
         <w:numPr>
           <w:ilvl w:val="0"/>
           <w:numId w:val="52"/>
         </w:numPr>
-        <w:tabs>
-          <w:tab w:val="clear" w:pos="284"/>
-          <w:tab w:val="left" w:pos="707" w:leader="none"/>
-        </w:tabs>
         <w:spacing w:before="60" w:after="60"/>
         <w:ind w:hanging="284" w:left="709"/>
-        <w:jc w:val="both"/>
-        <w:rPr/>
-      </w:pPr>
-      <w:r>
-        <w:rPr/>
-        <w:t>полное название и адрес организации (с обязательным указанием страны и города);</w:t>
+        <w:rPr/>
+      </w:pPr>
+      <w:r>
+        <w:rPr/>
+        <w:t>основной размер шрифта – 10 пт.;</w:t>
       </w:r>
     </w:p>
     <w:p>
       <w:pPr>
-        <w:pStyle w:val="ispList11"/>
+        <w:pStyle w:val="ispTextmain"/>
         <w:numPr>
           <w:ilvl w:val="0"/>
           <w:numId w:val="52"/>
         </w:numPr>
-        <w:tabs>
-          <w:tab w:val="clear" w:pos="284"/>
-          <w:tab w:val="left" w:pos="707" w:leader="none"/>
-        </w:tabs>
         <w:spacing w:before="60" w:after="60"/>
         <w:ind w:hanging="284" w:left="709"/>
-        <w:jc w:val="both"/>
-        <w:rPr/>
-      </w:pPr>
-      <w:r>
-        <w:rPr/>
-        <w:t>аннотация;</w:t>
+        <w:rPr/>
+      </w:pPr>
+      <w:r>
+        <w:rPr/>
+        <w:t>отступы абзаца («до» и «после») 1,5 пт., абзацы не разделяются пустой строкой;</w:t>
       </w:r>
     </w:p>
     <w:p>
       <w:pPr>
-        <w:pStyle w:val="ispList11"/>
+        <w:pStyle w:val="ispTextmain"/>
         <w:numPr>
           <w:ilvl w:val="0"/>
           <w:numId w:val="52"/>
-        </w:numPr>
-        <w:tabs>
-          <w:tab w:val="clear" w:pos="284"/>
-          <w:tab w:val="left" w:pos="707" w:leader="none"/>
-        </w:tabs>
-        <w:spacing w:before="60" w:after="60"/>
-        <w:ind w:hanging="284" w:left="709"/>
-        <w:jc w:val="both"/>
-        <w:rPr/>
-      </w:pPr>
-      <w:r>
-        <w:rPr/>
-        <w:t>ключевые слова;</w:t>
-      </w:r>
-    </w:p>
-    <w:p>
-      <w:pPr>
-        <w:pStyle w:val="ispList11"/>
-        <w:numPr>
-          <w:ilvl w:val="0"/>
-          <w:numId w:val="52"/>
-        </w:numPr>
-        <w:tabs>
-          <w:tab w:val="clear" w:pos="284"/>
-          <w:tab w:val="left" w:pos="707" w:leader="none"/>
-        </w:tabs>
-        <w:spacing w:before="60" w:after="60"/>
-        <w:ind w:hanging="284" w:left="709"/>
-        <w:jc w:val="both"/>
-        <w:rPr/>
-      </w:pPr>
-      <w:r>
-        <w:rPr/>
-        <w:t>благодарности</w:t>
-      </w:r>
-    </w:p>
-    <w:p>
-      <w:pPr>
-        <w:pStyle w:val="ispList11"/>
-        <w:numPr>
-          <w:ilvl w:val="0"/>
-          <w:numId w:val="52"/>
-        </w:numPr>
-        <w:tabs>
-          <w:tab w:val="clear" w:pos="284"/>
-          <w:tab w:val="left" w:pos="707" w:leader="none"/>
-        </w:tabs>
-        <w:spacing w:before="60" w:after="60"/>
-        <w:ind w:hanging="284" w:left="709"/>
-        <w:jc w:val="both"/>
-        <w:rPr/>
-      </w:pPr>
-      <w:r>
-        <w:rPr/>
-        <w:t>текст статьи;</w:t>
-      </w:r>
-    </w:p>
-    <w:p>
-      <w:pPr>
-        <w:pStyle w:val="ispList11"/>
-        <w:numPr>
-          <w:ilvl w:val="0"/>
-          <w:numId w:val="52"/>
-        </w:numPr>
-        <w:tabs>
-          <w:tab w:val="clear" w:pos="284"/>
-          <w:tab w:val="left" w:pos="707" w:leader="none"/>
-        </w:tabs>
-        <w:spacing w:before="60" w:after="60"/>
-        <w:ind w:hanging="284" w:left="709"/>
-        <w:jc w:val="both"/>
-        <w:rPr/>
-      </w:pPr>
-      <w:r>
-        <w:rPr/>
-        <w:t>список использованных публикаций (заголовок «Список литературы / References»).</w:t>
-      </w:r>
-    </w:p>
-    <w:p>
-      <w:pPr>
-        <w:pStyle w:val="ispList11"/>
-        <w:numPr>
-          <w:ilvl w:val="0"/>
-          <w:numId w:val="52"/>
-        </w:numPr>
-        <w:tabs>
-          <w:tab w:val="clear" w:pos="284"/>
-          <w:tab w:val="left" w:pos="707" w:leader="none"/>
-        </w:tabs>
-        <w:spacing w:before="60" w:after="60"/>
-        <w:ind w:hanging="284" w:left="709"/>
-        <w:jc w:val="both"/>
-        <w:rPr/>
-      </w:pPr>
-      <w:r>
-        <w:rPr/>
-        <w:t>информация об авторах (заголовок «Информация об авторах / Information about authors»).</w:t>
-      </w:r>
-    </w:p>
-    <w:p>
-      <w:pPr>
-        <w:pStyle w:val="ispTextmain"/>
-        <w:rPr/>
-      </w:pPr>
-      <w:r>
-        <w:rPr/>
-        <w:t>В статье должны приводиться название статьи, инициалы и фамилии авторов, электронные адреса авторов, полные названия организаций и их адреса с указанием города и страны, аннотация и ключевые слова на английском языке.</w:t>
-      </w:r>
-    </w:p>
-    <w:p>
-      <w:pPr>
-        <w:pStyle w:val="ispSubHeader-2level"/>
-        <w:ind w:hanging="0" w:left="0"/>
-        <w:rPr/>
-      </w:pPr>
-      <w:r>
-        <w:rPr/>
-        <w:t>2. Обзор форматирования</w:t>
-      </w:r>
-    </w:p>
-    <w:p>
-      <w:pPr>
-        <w:pStyle w:val="ispTextmain"/>
-        <w:rPr/>
-      </w:pPr>
-      <w:r>
-        <w:rPr/>
-        <w:t>В этом разделе раскрыты характеристики стилей, используемых в данном документе.</w:t>
-      </w:r>
-    </w:p>
-    <w:p>
-      <w:pPr>
-        <w:pStyle w:val="ispSubHeader-3level"/>
-        <w:ind w:hanging="0" w:left="0"/>
-        <w:rPr/>
-      </w:pPr>
-      <w:r>
-        <w:rPr/>
-        <w:t>2.1 Требования по шрифтам</w:t>
-      </w:r>
-    </w:p>
-    <w:p>
-      <w:pPr>
-        <w:pStyle w:val="ispTextmain"/>
-        <w:rPr/>
-      </w:pPr>
-      <w:r>
-        <w:rPr/>
-        <w:t xml:space="preserve">Общие требования к оформлению: </w:t>
-      </w:r>
-    </w:p>
-    <w:p>
-      <w:pPr>
-        <w:pStyle w:val="ispTextmain"/>
-        <w:numPr>
-          <w:ilvl w:val="0"/>
-          <w:numId w:val="53"/>
-        </w:numPr>
-        <w:spacing w:before="60" w:after="60"/>
-        <w:ind w:hanging="284" w:left="709"/>
-        <w:rPr/>
-      </w:pPr>
-      <w:bookmarkStart w:id="5" w:name="_Hlk155890827"/>
-      <w:r>
-        <w:rPr/>
-        <w:t>шрифт – Times New Roman;</w:t>
-      </w:r>
-      <w:bookmarkEnd w:id="5"/>
-    </w:p>
-    <w:p>
-      <w:pPr>
-        <w:pStyle w:val="ispTextmain"/>
-        <w:numPr>
-          <w:ilvl w:val="0"/>
-          <w:numId w:val="53"/>
-        </w:numPr>
-        <w:spacing w:before="60" w:after="60"/>
-        <w:ind w:hanging="284" w:left="709"/>
-        <w:rPr/>
-      </w:pPr>
-      <w:r>
-        <w:rPr/>
-        <w:t>основной шрифт для заголовков – Arial;</w:t>
-      </w:r>
-    </w:p>
-    <w:p>
-      <w:pPr>
-        <w:pStyle w:val="ispTextmain"/>
-        <w:numPr>
-          <w:ilvl w:val="0"/>
-          <w:numId w:val="53"/>
-        </w:numPr>
-        <w:spacing w:before="60" w:after="60"/>
-        <w:ind w:hanging="284" w:left="709"/>
-        <w:rPr/>
-      </w:pPr>
-      <w:r>
-        <w:rPr/>
-        <w:t>междустрочный интервал – одинарный;</w:t>
-      </w:r>
-    </w:p>
-    <w:p>
-      <w:pPr>
-        <w:pStyle w:val="ispTextmain"/>
-        <w:numPr>
-          <w:ilvl w:val="0"/>
-          <w:numId w:val="53"/>
-        </w:numPr>
-        <w:spacing w:before="60" w:after="60"/>
-        <w:ind w:hanging="284" w:left="709"/>
-        <w:rPr/>
-      </w:pPr>
-      <w:r>
-        <w:rPr/>
-        <w:t>основной размер шрифта – 10 пт.;</w:t>
-      </w:r>
-    </w:p>
-    <w:p>
-      <w:pPr>
-        <w:pStyle w:val="ispTextmain"/>
-        <w:numPr>
-          <w:ilvl w:val="0"/>
-          <w:numId w:val="53"/>
-        </w:numPr>
-        <w:spacing w:before="60" w:after="60"/>
-        <w:ind w:hanging="284" w:left="709"/>
-        <w:rPr/>
-      </w:pPr>
-      <w:r>
-        <w:rPr/>
-        <w:t>отступы абзаца («до» и «после») 1,5 пт., абзацы не разделяются пустой строкой;</w:t>
-      </w:r>
-    </w:p>
-    <w:p>
-      <w:pPr>
-        <w:pStyle w:val="ispTextmain"/>
-        <w:numPr>
-          <w:ilvl w:val="0"/>
-          <w:numId w:val="53"/>
         </w:numPr>
         <w:spacing w:before="60" w:after="60"/>
         <w:ind w:hanging="284" w:left="709"/>
@@ -2061,8 +2068,8 @@
         <w:tblLook w:val="0420" w:noHBand="0" w:noVBand="1" w:firstColumn="0" w:lastRow="0" w:lastColumn="0" w:firstRow="1"/>
       </w:tblPr>
       <w:tblGrid>
-        <w:gridCol w:w="1153"/>
-        <w:gridCol w:w="1824"/>
+        <w:gridCol w:w="1151"/>
+        <w:gridCol w:w="1826"/>
         <w:gridCol w:w="1984"/>
       </w:tblGrid>
       <w:tr>
@@ -2071,7 +2078,7 @@
         </w:trPr>
         <w:tc>
           <w:tcPr>
-            <w:tcW w:w="1153" w:type="dxa"/>
+            <w:tcW w:w="1151" w:type="dxa"/>
             <w:vMerge w:val="restart"/>
             <w:tcBorders>
               <w:top w:val="single" w:sz="8" w:space="0" w:color="000000"/>
@@ -2097,7 +2104,7 @@
         </w:tc>
         <w:tc>
           <w:tcPr>
-            <w:tcW w:w="1824" w:type="dxa"/>
+            <w:tcW w:w="1826" w:type="dxa"/>
             <w:tcBorders>
               <w:top w:val="single" w:sz="8" w:space="0" w:color="000000"/>
               <w:left w:val="single" w:sz="8" w:space="0" w:color="000000"/>
@@ -2162,7 +2169,7 @@
         </w:trPr>
         <w:tc>
           <w:tcPr>
-            <w:tcW w:w="1153" w:type="dxa"/>
+            <w:tcW w:w="1151" w:type="dxa"/>
             <w:vMerge w:val="continue"/>
             <w:tcBorders>
               <w:top w:val="single" w:sz="8" w:space="0" w:color="000000"/>
@@ -2191,7 +2198,7 @@
         </w:tc>
         <w:tc>
           <w:tcPr>
-            <w:tcW w:w="3808" w:type="dxa"/>
+            <w:tcW w:w="3810" w:type="dxa"/>
             <w:gridSpan w:val="2"/>
             <w:tcBorders>
               <w:top w:val="single" w:sz="8" w:space="0" w:color="000000"/>
@@ -10138,137 +10145,153 @@
   <w:abstractNum w:abstractNumId="51">
     <w:lvl w:ilvl="0">
       <w:start w:val="1"/>
-      <w:numFmt w:val="decimal"/>
-      <w:lvlText w:val="[%1]."/>
-      <w:lvlJc w:val="right"/>
-      <w:pPr>
-        <w:tabs>
-          <w:tab w:val="num" w:pos="360"/>
-        </w:tabs>
-        <w:ind w:left="360" w:hanging="72"/>
-      </w:pPr>
-      <w:rPr/>
+      <w:numFmt w:val="bullet"/>
+      <w:lvlText w:val=""/>
+      <w:lvlJc w:val="left"/>
+      <w:pPr>
+        <w:tabs>
+          <w:tab w:val="num" w:pos="0"/>
+        </w:tabs>
+        <w:ind w:left="720" w:hanging="360"/>
+      </w:pPr>
+      <w:rPr>
+        <w:rFonts w:ascii="Symbol" w:hAnsi="Symbol" w:cs="Symbol" w:hint="default"/>
+      </w:rPr>
     </w:lvl>
     <w:lvl w:ilvl="1">
       <w:start w:val="1"/>
-      <w:numFmt w:val="decimal"/>
-      <w:lvlText w:val="%1.%2."/>
-      <w:lvlJc w:val="left"/>
-      <w:pPr>
-        <w:tabs>
-          <w:tab w:val="num" w:pos="357"/>
-        </w:tabs>
-        <w:ind w:left="357" w:hanging="357"/>
-      </w:pPr>
-      <w:rPr/>
+      <w:numFmt w:val="bullet"/>
+      <w:lvlText w:val="o"/>
+      <w:lvlJc w:val="left"/>
+      <w:pPr>
+        <w:tabs>
+          <w:tab w:val="num" w:pos="0"/>
+        </w:tabs>
+        <w:ind w:left="1440" w:hanging="360"/>
+      </w:pPr>
+      <w:rPr>
+        <w:rFonts w:ascii="Courier New" w:hAnsi="Courier New" w:cs="Courier New" w:hint="default"/>
+      </w:rPr>
     </w:lvl>
     <w:lvl w:ilvl="2">
       <w:start w:val="1"/>
-      <w:numFmt w:val="decimal"/>
-      <w:lvlText w:val="%1.%2.%3."/>
-      <w:lvlJc w:val="left"/>
-      <w:pPr>
-        <w:tabs>
-          <w:tab w:val="num" w:pos="1224"/>
-        </w:tabs>
-        <w:ind w:left="1224" w:hanging="504"/>
-      </w:pPr>
-      <w:rPr/>
+      <w:numFmt w:val="bullet"/>
+      <w:lvlText w:val=""/>
+      <w:lvlJc w:val="left"/>
+      <w:pPr>
+        <w:tabs>
+          <w:tab w:val="num" w:pos="0"/>
+        </w:tabs>
+        <w:ind w:left="2160" w:hanging="360"/>
+      </w:pPr>
+      <w:rPr>
+        <w:rFonts w:ascii="Wingdings" w:hAnsi="Wingdings" w:cs="Wingdings" w:hint="default"/>
+      </w:rPr>
     </w:lvl>
     <w:lvl w:ilvl="3">
       <w:start w:val="1"/>
-      <w:numFmt w:val="decimal"/>
-      <w:lvlText w:val="%1.%2.%3.%4."/>
-      <w:lvlJc w:val="left"/>
-      <w:pPr>
-        <w:tabs>
-          <w:tab w:val="num" w:pos="1728"/>
-        </w:tabs>
-        <w:ind w:left="1728" w:hanging="648"/>
-      </w:pPr>
-      <w:rPr/>
+      <w:numFmt w:val="bullet"/>
+      <w:lvlText w:val=""/>
+      <w:lvlJc w:val="left"/>
+      <w:pPr>
+        <w:tabs>
+          <w:tab w:val="num" w:pos="0"/>
+        </w:tabs>
+        <w:ind w:left="2880" w:hanging="360"/>
+      </w:pPr>
+      <w:rPr>
+        <w:rFonts w:ascii="Symbol" w:hAnsi="Symbol" w:cs="Symbol" w:hint="default"/>
+      </w:rPr>
     </w:lvl>
     <w:lvl w:ilvl="4">
       <w:start w:val="1"/>
-      <w:numFmt w:val="decimal"/>
-      <w:lvlText w:val="%1.%2.%3.%4.%5."/>
-      <w:lvlJc w:val="left"/>
-      <w:pPr>
-        <w:tabs>
-          <w:tab w:val="num" w:pos="2232"/>
-        </w:tabs>
-        <w:ind w:left="2232" w:hanging="792"/>
-      </w:pPr>
-      <w:rPr/>
+      <w:numFmt w:val="bullet"/>
+      <w:lvlText w:val="o"/>
+      <w:lvlJc w:val="left"/>
+      <w:pPr>
+        <w:tabs>
+          <w:tab w:val="num" w:pos="0"/>
+        </w:tabs>
+        <w:ind w:left="3600" w:hanging="360"/>
+      </w:pPr>
+      <w:rPr>
+        <w:rFonts w:ascii="Courier New" w:hAnsi="Courier New" w:cs="Courier New" w:hint="default"/>
+      </w:rPr>
     </w:lvl>
     <w:lvl w:ilvl="5">
       <w:start w:val="1"/>
-      <w:numFmt w:val="decimal"/>
-      <w:lvlText w:val="%1.%2.%3.%4.%5.%6."/>
-      <w:lvlJc w:val="left"/>
-      <w:pPr>
-        <w:tabs>
-          <w:tab w:val="num" w:pos="2736"/>
-        </w:tabs>
-        <w:ind w:left="2736" w:hanging="936"/>
-      </w:pPr>
-      <w:rPr/>
+      <w:numFmt w:val="bullet"/>
+      <w:lvlText w:val=""/>
+      <w:lvlJc w:val="left"/>
+      <w:pPr>
+        <w:tabs>
+          <w:tab w:val="num" w:pos="0"/>
+        </w:tabs>
+        <w:ind w:left="4320" w:hanging="360"/>
+      </w:pPr>
+      <w:rPr>
+        <w:rFonts w:ascii="Wingdings" w:hAnsi="Wingdings" w:cs="Wingdings" w:hint="default"/>
+      </w:rPr>
     </w:lvl>
     <w:lvl w:ilvl="6">
       <w:start w:val="1"/>
-      <w:numFmt w:val="decimal"/>
-      <w:lvlText w:val="%1.%2.%3.%4.%5.%6.%7."/>
-      <w:lvlJc w:val="left"/>
-      <w:pPr>
-        <w:tabs>
-          <w:tab w:val="num" w:pos="3240"/>
-        </w:tabs>
-        <w:ind w:left="3240" w:hanging="1080"/>
-      </w:pPr>
-      <w:rPr/>
+      <w:numFmt w:val="bullet"/>
+      <w:lvlText w:val=""/>
+      <w:lvlJc w:val="left"/>
+      <w:pPr>
+        <w:tabs>
+          <w:tab w:val="num" w:pos="0"/>
+        </w:tabs>
+        <w:ind w:left="5040" w:hanging="360"/>
+      </w:pPr>
+      <w:rPr>
+        <w:rFonts w:ascii="Symbol" w:hAnsi="Symbol" w:cs="Symbol" w:hint="default"/>
+      </w:rPr>
     </w:lvl>
     <w:lvl w:ilvl="7">
       <w:start w:val="1"/>
-      <w:numFmt w:val="decimal"/>
-      <w:lvlText w:val="%1.%2.%3.%4.%5.%6.%7.%8."/>
-      <w:lvlJc w:val="left"/>
-      <w:pPr>
-        <w:tabs>
-          <w:tab w:val="num" w:pos="3744"/>
-        </w:tabs>
-        <w:ind w:left="3744" w:hanging="1224"/>
-      </w:pPr>
-      <w:rPr/>
+      <w:numFmt w:val="bullet"/>
+      <w:lvlText w:val="o"/>
+      <w:lvlJc w:val="left"/>
+      <w:pPr>
+        <w:tabs>
+          <w:tab w:val="num" w:pos="0"/>
+        </w:tabs>
+        <w:ind w:left="5760" w:hanging="360"/>
+      </w:pPr>
+      <w:rPr>
+        <w:rFonts w:ascii="Courier New" w:hAnsi="Courier New" w:cs="Courier New" w:hint="default"/>
+      </w:rPr>
     </w:lvl>
     <w:lvl w:ilvl="8">
       <w:start w:val="1"/>
-      <w:numFmt w:val="decimal"/>
-      <w:lvlText w:val="%1.%2.%3.%4.%5.%6.%7.%8.%9."/>
-      <w:lvlJc w:val="left"/>
-      <w:pPr>
-        <w:tabs>
-          <w:tab w:val="num" w:pos="4320"/>
-        </w:tabs>
-        <w:ind w:left="4320" w:hanging="1440"/>
-      </w:pPr>
-      <w:rPr/>
+      <w:numFmt w:val="bullet"/>
+      <w:lvlText w:val=""/>
+      <w:lvlJc w:val="left"/>
+      <w:pPr>
+        <w:tabs>
+          <w:tab w:val="num" w:pos="0"/>
+        </w:tabs>
+        <w:ind w:left="6480" w:hanging="360"/>
+      </w:pPr>
+      <w:rPr>
+        <w:rFonts w:ascii="Wingdings" w:hAnsi="Wingdings" w:cs="Wingdings" w:hint="default"/>
+      </w:rPr>
     </w:lvl>
   </w:abstractNum>
   <w:abstractNum w:abstractNumId="52">
     <w:lvl w:ilvl="0">
       <w:start w:val="1"/>
-      <w:numFmt w:val="bullet"/>
-      <w:lvlText w:val=""/>
-      <w:lvlJc w:val="left"/>
+      <w:numFmt w:val="decimal"/>
+      <w:lvlText w:val="%1)"/>
+      <w:lvlJc w:val="right"/>
       <w:pPr>
         <w:tabs>
           <w:tab w:val="num" w:pos="0"/>
         </w:tabs>
         <w:ind w:left="720" w:hanging="360"/>
       </w:pPr>
-      <w:rPr>
-        <w:rFonts w:ascii="Symbol" w:hAnsi="Symbol" w:cs="Symbol" w:hint="default"/>
-      </w:rPr>
+      <w:rPr/>
     </w:lvl>
     <w:lvl w:ilvl="1">
       <w:start w:val="1"/>
@@ -10395,135 +10418,119 @@
     <w:lvl w:ilvl="0">
       <w:start w:val="1"/>
       <w:numFmt w:val="decimal"/>
-      <w:lvlText w:val="%1)"/>
+      <w:lvlText w:val="[%1]."/>
       <w:lvlJc w:val="right"/>
       <w:pPr>
         <w:tabs>
-          <w:tab w:val="num" w:pos="0"/>
-        </w:tabs>
-        <w:ind w:left="720" w:hanging="360"/>
+          <w:tab w:val="num" w:pos="360"/>
+        </w:tabs>
+        <w:ind w:left="360" w:hanging="72"/>
       </w:pPr>
       <w:rPr/>
     </w:lvl>
     <w:lvl w:ilvl="1">
       <w:start w:val="1"/>
-      <w:numFmt w:val="bullet"/>
-      <w:lvlText w:val="o"/>
-      <w:lvlJc w:val="left"/>
-      <w:pPr>
-        <w:tabs>
-          <w:tab w:val="num" w:pos="0"/>
-        </w:tabs>
-        <w:ind w:left="1440" w:hanging="360"/>
-      </w:pPr>
-      <w:rPr>
-        <w:rFonts w:ascii="Courier New" w:hAnsi="Courier New" w:cs="Courier New" w:hint="default"/>
-      </w:rPr>
+      <w:numFmt w:val="decimal"/>
+      <w:lvlText w:val="%1.%2."/>
+      <w:lvlJc w:val="left"/>
+      <w:pPr>
+        <w:tabs>
+          <w:tab w:val="num" w:pos="357"/>
+        </w:tabs>
+        <w:ind w:left="357" w:hanging="357"/>
+      </w:pPr>
+      <w:rPr/>
     </w:lvl>
     <w:lvl w:ilvl="2">
       <w:start w:val="1"/>
-      <w:numFmt w:val="bullet"/>
-      <w:lvlText w:val=""/>
-      <w:lvlJc w:val="left"/>
-      <w:pPr>
-        <w:tabs>
-          <w:tab w:val="num" w:pos="0"/>
-        </w:tabs>
-        <w:ind w:left="2160" w:hanging="360"/>
-      </w:pPr>
-      <w:rPr>
-        <w:rFonts w:ascii="Wingdings" w:hAnsi="Wingdings" w:cs="Wingdings" w:hint="default"/>
-      </w:rPr>
+      <w:numFmt w:val="decimal"/>
+      <w:lvlText w:val="%1.%2.%3."/>
+      <w:lvlJc w:val="left"/>
+      <w:pPr>
+        <w:tabs>
+          <w:tab w:val="num" w:pos="1224"/>
+        </w:tabs>
+        <w:ind w:left="1224" w:hanging="504"/>
+      </w:pPr>
+      <w:rPr/>
     </w:lvl>
     <w:lvl w:ilvl="3">
       <w:start w:val="1"/>
-      <w:numFmt w:val="bullet"/>
-      <w:lvlText w:val=""/>
-      <w:lvlJc w:val="left"/>
-      <w:pPr>
-        <w:tabs>
-          <w:tab w:val="num" w:pos="0"/>
-        </w:tabs>
-        <w:ind w:left="2880" w:hanging="360"/>
-      </w:pPr>
-      <w:rPr>
-        <w:rFonts w:ascii="Symbol" w:hAnsi="Symbol" w:cs="Symbol" w:hint="default"/>
-      </w:rPr>
+      <w:numFmt w:val="decimal"/>
+      <w:lvlText w:val="%1.%2.%3.%4."/>
+      <w:lvlJc w:val="left"/>
+      <w:pPr>
+        <w:tabs>
+          <w:tab w:val="num" w:pos="1728"/>
+        </w:tabs>
+        <w:ind w:left="1728" w:hanging="648"/>
+      </w:pPr>
+      <w:rPr/>
     </w:lvl>
     <w:lvl w:ilvl="4">
       <w:start w:val="1"/>
-      <w:numFmt w:val="bullet"/>
-      <w:lvlText w:val="o"/>
-      <w:lvlJc w:val="left"/>
-      <w:pPr>
-        <w:tabs>
-          <w:tab w:val="num" w:pos="0"/>
-        </w:tabs>
-        <w:ind w:left="3600" w:hanging="360"/>
-      </w:pPr>
-      <w:rPr>
-        <w:rFonts w:ascii="Courier New" w:hAnsi="Courier New" w:cs="Courier New" w:hint="default"/>
-      </w:rPr>
+      <w:numFmt w:val="decimal"/>
+      <w:lvlText w:val="%1.%2.%3.%4.%5."/>
+      <w:lvlJc w:val="left"/>
+      <w:pPr>
+        <w:tabs>
+          <w:tab w:val="num" w:pos="2232"/>
+        </w:tabs>
+        <w:ind w:left="2232" w:hanging="792"/>
+      </w:pPr>
+      <w:rPr/>
     </w:lvl>
     <w:lvl w:ilvl="5">
       <w:start w:val="1"/>
-      <w:numFmt w:val="bullet"/>
-      <w:lvlText w:val=""/>
-      <w:lvlJc w:val="left"/>
-      <w:pPr>
-        <w:tabs>
-          <w:tab w:val="num" w:pos="0"/>
-        </w:tabs>
-        <w:ind w:left="4320" w:hanging="360"/>
-      </w:pPr>
-      <w:rPr>
-        <w:rFonts w:ascii="Wingdings" w:hAnsi="Wingdings" w:cs="Wingdings" w:hint="default"/>
-      </w:rPr>
+      <w:numFmt w:val="decimal"/>
+      <w:lvlText w:val="%1.%2.%3.%4.%5.%6."/>
+      <w:lvlJc w:val="left"/>
+      <w:pPr>
+        <w:tabs>
+          <w:tab w:val="num" w:pos="2736"/>
+        </w:tabs>
+        <w:ind w:left="2736" w:hanging="936"/>
+      </w:pPr>
+      <w:rPr/>
     </w:lvl>
     <w:lvl w:ilvl="6">
       <w:start w:val="1"/>
-      <w:numFmt w:val="bullet"/>
-      <w:lvlText w:val=""/>
-      <w:lvlJc w:val="left"/>
-      <w:pPr>
-        <w:tabs>
-          <w:tab w:val="num" w:pos="0"/>
-        </w:tabs>
-        <w:ind w:left="5040" w:hanging="360"/>
-      </w:pPr>
-      <w:rPr>
-        <w:rFonts w:ascii="Symbol" w:hAnsi="Symbol" w:cs="Symbol" w:hint="default"/>
-      </w:rPr>
+      <w:numFmt w:val="decimal"/>
+      <w:lvlText w:val="%1.%2.%3.%4.%5.%6.%7."/>
+      <w:lvlJc w:val="left"/>
+      <w:pPr>
+        <w:tabs>
+          <w:tab w:val="num" w:pos="3240"/>
+        </w:tabs>
+        <w:ind w:left="3240" w:hanging="1080"/>
+      </w:pPr>
+      <w:rPr/>
     </w:lvl>
     <w:lvl w:ilvl="7">
       <w:start w:val="1"/>
-      <w:numFmt w:val="bullet"/>
-      <w:lvlText w:val="o"/>
-      <w:lvlJc w:val="left"/>
-      <w:pPr>
-        <w:tabs>
-          <w:tab w:val="num" w:pos="0"/>
-        </w:tabs>
-        <w:ind w:left="5760" w:hanging="360"/>
-      </w:pPr>
-      <w:rPr>
-        <w:rFonts w:ascii="Courier New" w:hAnsi="Courier New" w:cs="Courier New" w:hint="default"/>
-      </w:rPr>
+      <w:numFmt w:val="decimal"/>
+      <w:lvlText w:val="%1.%2.%3.%4.%5.%6.%7.%8."/>
+      <w:lvlJc w:val="left"/>
+      <w:pPr>
+        <w:tabs>
+          <w:tab w:val="num" w:pos="3744"/>
+        </w:tabs>
+        <w:ind w:left="3744" w:hanging="1224"/>
+      </w:pPr>
+      <w:rPr/>
     </w:lvl>
     <w:lvl w:ilvl="8">
       <w:start w:val="1"/>
-      <w:numFmt w:val="bullet"/>
-      <w:lvlText w:val=""/>
-      <w:lvlJc w:val="left"/>
-      <w:pPr>
-        <w:tabs>
-          <w:tab w:val="num" w:pos="0"/>
-        </w:tabs>
-        <w:ind w:left="6480" w:hanging="360"/>
-      </w:pPr>
-      <w:rPr>
-        <w:rFonts w:ascii="Wingdings" w:hAnsi="Wingdings" w:cs="Wingdings" w:hint="default"/>
-      </w:rPr>
+      <w:numFmt w:val="decimal"/>
+      <w:lvlText w:val="%1.%2.%3.%4.%5.%6.%7.%8.%9."/>
+      <w:lvlJc w:val="left"/>
+      <w:pPr>
+        <w:tabs>
+          <w:tab w:val="num" w:pos="4320"/>
+        </w:tabs>
+        <w:ind w:left="4320" w:hanging="1440"/>
+      </w:pPr>
+      <w:rPr/>
     </w:lvl>
   </w:abstractNum>
   <w:abstractNum w:abstractNumId="54">

--- a/test/official.docx
+++ b/test/official.docx
@@ -36,11 +36,11 @@
             <wp:effectExtent l="0" t="0" r="0" b="0"/>
             <wp:wrapThrough wrapText="bothSides">
               <wp:wrapPolygon edited="0">
-                <wp:start x="-226" y="0"/>
-                <wp:lineTo x="-226" y="20571"/>
+                <wp:start x="-283" y="0"/>
+                <wp:lineTo x="-283" y="20571"/>
                 <wp:lineTo x="21199" y="20571"/>
                 <wp:lineTo x="21199" y="0"/>
-                <wp:lineTo x="-226" y="0"/>
+                <wp:lineTo x="-283" y="0"/>
               </wp:wrapPolygon>
             </wp:wrapThrough>
             <wp:docPr id="1" name="Рисунок 2"/>
@@ -684,8 +684,8 @@
     </w:p>
     <w:p>
       <w:pPr>
-        <w:pStyle w:val="Normal"/>
-        <w:spacing w:before="120" w:after="30"/>
+        <w:pStyle w:val="ispAnotation1"/>
+        <w:spacing w:before="120" w:after="120"/>
         <w:jc w:val="both"/>
         <w:rPr>
           <w:sz w:val="18"/>
@@ -712,6 +712,7 @@
       </w:r>
       <w:r>
         <w:rPr>
+          <w:b w:val="false"/>
           <w:bCs/>
           <w:sz w:val="18"/>
           <w:szCs w:val="18"/>
@@ -720,6 +721,7 @@
       </w:r>
       <w:r>
         <w:rPr>
+          <w:b w:val="false"/>
           <w:sz w:val="18"/>
           <w:szCs w:val="18"/>
         </w:rPr>
@@ -727,12 +729,14 @@
       </w:r>
       <w:r>
         <w:rPr>
+          <w:b w:val="false"/>
           <w:bCs/>
         </w:rPr>
         <w:t>рус</w:t>
       </w:r>
       <w:r>
         <w:rPr>
+          <w:b w:val="false"/>
           <w:bCs/>
           <w:sz w:val="18"/>
           <w:szCs w:val="18"/>
@@ -741,12 +745,14 @@
       </w:r>
       <w:r>
         <w:rPr>
+          <w:b w:val="false"/>
           <w:bCs/>
         </w:rPr>
         <w:t xml:space="preserve"> </w:t>
       </w:r>
       <w:r>
         <w:rPr>
+          <w:b w:val="false"/>
           <w:sz w:val="18"/>
           <w:szCs w:val="18"/>
         </w:rPr>
@@ -755,8 +761,8 @@
     </w:p>
     <w:p>
       <w:pPr>
-        <w:pStyle w:val="Normal"/>
-        <w:spacing w:before="120" w:after="30"/>
+        <w:pStyle w:val="ispAnotation1"/>
+        <w:spacing w:before="120" w:after="120"/>
         <w:jc w:val="both"/>
         <w:rPr>
           <w:sz w:val="18"/>
@@ -776,6 +782,7 @@
       </w:r>
       <w:r>
         <w:rPr>
+          <w:b w:val="false"/>
           <w:bCs/>
           <w:sz w:val="18"/>
           <w:szCs w:val="18"/>
@@ -785,6 +792,7 @@
       </w:r>
       <w:r>
         <w:rPr>
+          <w:b w:val="false"/>
           <w:sz w:val="18"/>
           <w:szCs w:val="18"/>
           <w:lang w:val="en-US"/>
@@ -794,6 +802,7 @@
       <w:bookmarkStart w:id="2" w:name="_Hlk179281843"/>
       <w:r>
         <w:rPr>
+          <w:b w:val="false"/>
           <w:sz w:val="18"/>
           <w:szCs w:val="18"/>
           <w:lang w:val="en-US"/>
@@ -802,6 +811,7 @@
       </w:r>
       <w:r>
         <w:rPr>
+          <w:b w:val="false"/>
           <w:iCs/>
           <w:sz w:val="18"/>
           <w:szCs w:val="18"/>
@@ -811,6 +821,7 @@
       </w:r>
       <w:r>
         <w:rPr>
+          <w:b w:val="false"/>
           <w:sz w:val="18"/>
           <w:szCs w:val="18"/>
           <w:lang w:val="en-US"/>
@@ -819,6 +830,7 @@
       </w:r>
       <w:r>
         <w:rPr>
+          <w:b w:val="false"/>
           <w:sz w:val="18"/>
           <w:szCs w:val="18"/>
           <w:highlight w:val="yellow"/>
@@ -828,6 +840,7 @@
       </w:r>
       <w:r>
         <w:rPr>
+          <w:b w:val="false"/>
           <w:sz w:val="18"/>
           <w:szCs w:val="18"/>
           <w:lang w:val="en-US"/>
@@ -838,8 +851,8 @@
     </w:p>
     <w:p>
       <w:pPr>
-        <w:pStyle w:val="Normal"/>
-        <w:spacing w:before="120" w:after="30"/>
+        <w:pStyle w:val="ispAnotation1"/>
+        <w:spacing w:before="120" w:after="120"/>
         <w:jc w:val="both"/>
         <w:rPr>
           <w:sz w:val="18"/>
@@ -851,9 +864,11 @@
       <w:r>
         <w:rPr>
           <w:rStyle w:val="ispAnotation2"/>
+          <w:b/>
+          <w:bCs/>
           <w:lang w:val="en-US"/>
         </w:rPr>
-        <w:t>Acknowledgements.</w:t>
+        <w:t>Acknowledgements:</w:t>
       </w:r>
       <w:r>
         <w:rPr>
@@ -1826,7 +1841,7 @@
           <w:szCs w:val="20"/>
           <w:lang w:val="en-US"/>
         </w:rPr>
-        <w:t>.1</w:t>
+        <w:t>0.1</w:t>
       </w:r>
       <w:r>
         <w:rPr>
@@ -2028,8 +2043,8 @@
         <w:jc w:val="left"/>
         <w:rPr/>
       </w:pPr>
-      <w:bookmarkStart w:id="10" w:name="_Hlk179287322_Copy_1"/>
-      <w:bookmarkStart w:id="11" w:name="_Hlk179284223_Copy_1"/>
+      <w:bookmarkStart w:id="10" w:name="_Hlk179284223_Copy_1"/>
+      <w:bookmarkStart w:id="11" w:name="_Hlk179287322_Copy_1"/>
       <w:bookmarkEnd w:id="10"/>
       <w:bookmarkEnd w:id="11"/>
       <w:r>
@@ -2068,8 +2083,8 @@
         <w:tblLook w:val="0420" w:noHBand="0" w:noVBand="1" w:firstColumn="0" w:lastRow="0" w:lastColumn="0" w:firstRow="1"/>
       </w:tblPr>
       <w:tblGrid>
-        <w:gridCol w:w="1151"/>
-        <w:gridCol w:w="1826"/>
+        <w:gridCol w:w="1150"/>
+        <w:gridCol w:w="1827"/>
         <w:gridCol w:w="1984"/>
       </w:tblGrid>
       <w:tr>
@@ -2078,7 +2093,7 @@
         </w:trPr>
         <w:tc>
           <w:tcPr>
-            <w:tcW w:w="1151" w:type="dxa"/>
+            <w:tcW w:w="1150" w:type="dxa"/>
             <w:vMerge w:val="restart"/>
             <w:tcBorders>
               <w:top w:val="single" w:sz="8" w:space="0" w:color="000000"/>
@@ -2104,7 +2119,7 @@
         </w:tc>
         <w:tc>
           <w:tcPr>
-            <w:tcW w:w="1826" w:type="dxa"/>
+            <w:tcW w:w="1827" w:type="dxa"/>
             <w:tcBorders>
               <w:top w:val="single" w:sz="8" w:space="0" w:color="000000"/>
               <w:left w:val="single" w:sz="8" w:space="0" w:color="000000"/>
@@ -2169,7 +2184,7 @@
         </w:trPr>
         <w:tc>
           <w:tcPr>
-            <w:tcW w:w="1151" w:type="dxa"/>
+            <w:tcW w:w="1150" w:type="dxa"/>
             <w:vMerge w:val="continue"/>
             <w:tcBorders>
               <w:top w:val="single" w:sz="8" w:space="0" w:color="000000"/>
@@ -2198,7 +2213,7 @@
         </w:tc>
         <w:tc>
           <w:tcPr>
-            <w:tcW w:w="3810" w:type="dxa"/>
+            <w:tcW w:w="3811" w:type="dxa"/>
             <w:gridSpan w:val="2"/>
             <w:tcBorders>
               <w:top w:val="single" w:sz="8" w:space="0" w:color="000000"/>
@@ -3219,10 +3234,10 @@
           <w:pStyle w:val="Footer"/>
           <w:rPr/>
         </w:pPr>
-        <w:bookmarkStart w:id="15" w:name="_Hlk179284705"/>
-        <w:bookmarkStart w:id="16" w:name="_Hlk179284704"/>
-        <w:bookmarkStart w:id="17" w:name="_Hlk179284683"/>
-        <w:bookmarkStart w:id="18" w:name="_Hlk179284682"/>
+        <w:bookmarkStart w:id="15" w:name="_Hlk179284682"/>
+        <w:bookmarkStart w:id="16" w:name="_Hlk179284683"/>
+        <w:bookmarkStart w:id="17" w:name="_Hlk179284704"/>
+        <w:bookmarkStart w:id="18" w:name="_Hlk179284705"/>
         <w:r>
           <w:rPr/>
           <w:fldChar w:fldCharType="begin"/>
@@ -3270,8 +3285,8 @@
           <w:jc w:val="right"/>
           <w:rPr/>
         </w:pPr>
-        <w:bookmarkStart w:id="19" w:name="_Hlk179284736"/>
-        <w:bookmarkStart w:id="20" w:name="_Hlk179284735"/>
+        <w:bookmarkStart w:id="19" w:name="_Hlk179284735"/>
+        <w:bookmarkStart w:id="20" w:name="_Hlk179284736"/>
         <w:r>
           <w:rPr/>
           <w:fldChar w:fldCharType="begin"/>
@@ -3317,8 +3332,8 @@
           <w:jc w:val="right"/>
           <w:rPr/>
         </w:pPr>
-        <w:bookmarkStart w:id="21" w:name="_Hlk179284656"/>
-        <w:bookmarkStart w:id="22" w:name="_Hlk179284655"/>
+        <w:bookmarkStart w:id="21" w:name="_Hlk179284655"/>
+        <w:bookmarkStart w:id="22" w:name="_Hlk179284656"/>
         <w:r>
           <w:rPr/>
           <w:fldChar w:fldCharType="begin"/>
@@ -11462,8 +11477,8 @@
     <w:qFormat/>
     <w:rPr/>
   </w:style>
-  <w:style w:type="character" w:styleId="FootnoteCharactersuser">
-    <w:name w:val="Footnote Characters (user)"/>
+  <w:style w:type="character" w:styleId="FootnoteCharacters">
+    <w:name w:val="Footnote Characters"/>
     <w:uiPriority w:val="99"/>
     <w:semiHidden/>
     <w:qFormat/>
@@ -11472,8 +11487,8 @@
       <w:vertAlign w:val="superscript"/>
     </w:rPr>
   </w:style>
-  <w:style w:type="character" w:styleId="FootnoteCharacters" w:customStyle="1">
-    <w:name w:val="Footnote Characters"/>
+  <w:style w:type="character" w:styleId="FootnoteCharactersuser" w:customStyle="1">
+    <w:name w:val="Footnote Characters (user)"/>
     <w:qFormat/>
     <w:rsid w:val="00a34b03"/>
     <w:rPr>
@@ -11560,18 +11575,18 @@
       <w:lang w:val="de-DE" w:eastAsia="ar-SA" w:bidi="ar-SA"/>
     </w:rPr>
   </w:style>
+  <w:style w:type="character" w:styleId="EndnoteCharacters">
+    <w:name w:val="Endnote Characters"/>
+    <w:uiPriority w:val="99"/>
+    <w:semiHidden/>
+    <w:qFormat/>
+    <w:rsid w:val="00fa0032"/>
+    <w:rPr>
+      <w:vertAlign w:val="superscript"/>
+    </w:rPr>
+  </w:style>
   <w:style w:type="character" w:styleId="EndnoteCharactersuser">
     <w:name w:val="Endnote Characters (user)"/>
-    <w:uiPriority w:val="99"/>
-    <w:semiHidden/>
-    <w:qFormat/>
-    <w:rsid w:val="00fa0032"/>
-    <w:rPr>
-      <w:vertAlign w:val="superscript"/>
-    </w:rPr>
-  </w:style>
-  <w:style w:type="character" w:styleId="EndnoteCharacters">
-    <w:name w:val="Endnote Characters"/>
     <w:qFormat/>
     <w:rPr>
       <w:vertAlign w:val="superscript"/>

--- a/test/official.docx
+++ b/test/official.docx
@@ -1434,7 +1434,6 @@
     <w:p>
       <w:pPr>
         <w:pStyle w:val="ispTextmain"/>
-        <w:spacing w:before="60" w:after="60"/>
         <w:rPr/>
       </w:pPr>
       <w:r>

--- a/test/official.docx
+++ b/test/official.docx
@@ -36,11 +36,11 @@
             <wp:effectExtent l="0" t="0" r="0" b="0"/>
             <wp:wrapThrough wrapText="bothSides">
               <wp:wrapPolygon edited="0">
-                <wp:start x="-283" y="0"/>
-                <wp:lineTo x="-283" y="20571"/>
+                <wp:start x="-340" y="0"/>
+                <wp:lineTo x="-340" y="20571"/>
                 <wp:lineTo x="21199" y="20571"/>
                 <wp:lineTo x="21199" y="0"/>
-                <wp:lineTo x="-283" y="0"/>
+                <wp:lineTo x="-340" y="0"/>
               </wp:wrapPolygon>
             </wp:wrapThrough>
             <wp:docPr id="1" name="Рисунок 2"/>
@@ -1638,8 +1638,7 @@
     </w:p>
     <w:p>
       <w:pPr>
-        <w:pStyle w:val="16"/>
-        <w:spacing w:before="30" w:after="60"/>
+        <w:pStyle w:val="ispTextmain"/>
         <w:rPr>
           <w:bCs/>
         </w:rPr>
@@ -2042,8 +2041,8 @@
         <w:jc w:val="left"/>
         <w:rPr/>
       </w:pPr>
-      <w:bookmarkStart w:id="10" w:name="_Hlk179284223_Copy_1"/>
-      <w:bookmarkStart w:id="11" w:name="_Hlk179287322_Copy_1"/>
+      <w:bookmarkStart w:id="10" w:name="_Hlk179287322_Copy_1"/>
+      <w:bookmarkStart w:id="11" w:name="_Hlk179284223_Copy_1"/>
       <w:bookmarkEnd w:id="10"/>
       <w:bookmarkEnd w:id="11"/>
       <w:r>
@@ -2082,8 +2081,8 @@
         <w:tblLook w:val="0420" w:noHBand="0" w:noVBand="1" w:firstColumn="0" w:lastRow="0" w:lastColumn="0" w:firstRow="1"/>
       </w:tblPr>
       <w:tblGrid>
-        <w:gridCol w:w="1150"/>
-        <w:gridCol w:w="1827"/>
+        <w:gridCol w:w="1149"/>
+        <w:gridCol w:w="1828"/>
         <w:gridCol w:w="1984"/>
       </w:tblGrid>
       <w:tr>
@@ -2092,7 +2091,7 @@
         </w:trPr>
         <w:tc>
           <w:tcPr>
-            <w:tcW w:w="1150" w:type="dxa"/>
+            <w:tcW w:w="1149" w:type="dxa"/>
             <w:vMerge w:val="restart"/>
             <w:tcBorders>
               <w:top w:val="single" w:sz="8" w:space="0" w:color="000000"/>
@@ -2118,7 +2117,7 @@
         </w:tc>
         <w:tc>
           <w:tcPr>
-            <w:tcW w:w="1827" w:type="dxa"/>
+            <w:tcW w:w="1828" w:type="dxa"/>
             <w:tcBorders>
               <w:top w:val="single" w:sz="8" w:space="0" w:color="000000"/>
               <w:left w:val="single" w:sz="8" w:space="0" w:color="000000"/>
@@ -2183,7 +2182,7 @@
         </w:trPr>
         <w:tc>
           <w:tcPr>
-            <w:tcW w:w="1150" w:type="dxa"/>
+            <w:tcW w:w="1149" w:type="dxa"/>
             <w:vMerge w:val="continue"/>
             <w:tcBorders>
               <w:top w:val="single" w:sz="8" w:space="0" w:color="000000"/>
@@ -2212,7 +2211,7 @@
         </w:tc>
         <w:tc>
           <w:tcPr>
-            <w:tcW w:w="3811" w:type="dxa"/>
+            <w:tcW w:w="3812" w:type="dxa"/>
             <w:gridSpan w:val="2"/>
             <w:tcBorders>
               <w:top w:val="single" w:sz="8" w:space="0" w:color="000000"/>
@@ -2976,12 +2975,10 @@
     </w:p>
     <w:p>
       <w:pPr>
-        <w:pStyle w:val="Normal"/>
+        <w:pStyle w:val="ispTextmain"/>
         <w:spacing w:before="120" w:after="120"/>
-        <w:jc w:val="both"/>
-        <w:rPr>
-          <w:rFonts w:eastAsia="Calibri"/>
-          <w:color w:val="000000"/>
+        <w:rPr>
+          <w:szCs w:val="20"/>
         </w:rPr>
       </w:pPr>
       <w:r>
@@ -3029,16 +3026,15 @@
     <w:p>
       <w:pPr>
         <w:pStyle w:val="ispTextmain"/>
-        <w:spacing w:before="30" w:after="30"/>
-        <w:jc w:val="both"/>
-        <w:rPr>
-          <w:color w:val="FF0000"/>
-        </w:rPr>
-      </w:pPr>
-      <w:r>
+        <w:spacing w:before="120" w:after="120"/>
         <w:rPr>
           <w:lang w:val="en-US"/>
         </w:rPr>
+      </w:pPr>
+      <w:r>
+        <w:rPr>
+          <w:lang w:val="en-US"/>
+        </w:rPr>
         <w:t>Petr</w:t>
       </w:r>
       <w:r>
@@ -3093,7 +3089,6 @@
       </w:r>
       <w:r>
         <w:rPr>
-          <w:color w:val="auto"/>
           <w:lang w:val="en-US"/>
         </w:rPr>
         <w:t>Lomonosov Moscow State University</w:t>
@@ -3233,10 +3228,10 @@
           <w:pStyle w:val="Footer"/>
           <w:rPr/>
         </w:pPr>
-        <w:bookmarkStart w:id="15" w:name="_Hlk179284682"/>
-        <w:bookmarkStart w:id="16" w:name="_Hlk179284683"/>
-        <w:bookmarkStart w:id="17" w:name="_Hlk179284704"/>
-        <w:bookmarkStart w:id="18" w:name="_Hlk179284705"/>
+        <w:bookmarkStart w:id="15" w:name="_Hlk179284705"/>
+        <w:bookmarkStart w:id="16" w:name="_Hlk179284704"/>
+        <w:bookmarkStart w:id="17" w:name="_Hlk179284683"/>
+        <w:bookmarkStart w:id="18" w:name="_Hlk179284682"/>
         <w:r>
           <w:rPr/>
           <w:fldChar w:fldCharType="begin"/>
@@ -3284,8 +3279,8 @@
           <w:jc w:val="right"/>
           <w:rPr/>
         </w:pPr>
-        <w:bookmarkStart w:id="19" w:name="_Hlk179284735"/>
-        <w:bookmarkStart w:id="20" w:name="_Hlk179284736"/>
+        <w:bookmarkStart w:id="19" w:name="_Hlk179284736"/>
+        <w:bookmarkStart w:id="20" w:name="_Hlk179284735"/>
         <w:r>
           <w:rPr/>
           <w:fldChar w:fldCharType="begin"/>
@@ -3331,8 +3326,8 @@
           <w:jc w:val="right"/>
           <w:rPr/>
         </w:pPr>
-        <w:bookmarkStart w:id="21" w:name="_Hlk179284655"/>
-        <w:bookmarkStart w:id="22" w:name="_Hlk179284656"/>
+        <w:bookmarkStart w:id="21" w:name="_Hlk179284656"/>
+        <w:bookmarkStart w:id="22" w:name="_Hlk179284655"/>
         <w:r>
           <w:rPr/>
           <w:fldChar w:fldCharType="begin"/>
@@ -11476,8 +11471,8 @@
     <w:qFormat/>
     <w:rPr/>
   </w:style>
-  <w:style w:type="character" w:styleId="FootnoteCharacters">
-    <w:name w:val="Footnote Characters"/>
+  <w:style w:type="character" w:styleId="FootnoteCharactersuser">
+    <w:name w:val="Footnote Characters (user)"/>
     <w:uiPriority w:val="99"/>
     <w:semiHidden/>
     <w:qFormat/>
@@ -11486,8 +11481,8 @@
       <w:vertAlign w:val="superscript"/>
     </w:rPr>
   </w:style>
-  <w:style w:type="character" w:styleId="FootnoteCharactersuser" w:customStyle="1">
-    <w:name w:val="Footnote Characters (user)"/>
+  <w:style w:type="character" w:styleId="FootnoteCharacters" w:customStyle="1">
+    <w:name w:val="Footnote Characters"/>
     <w:qFormat/>
     <w:rsid w:val="00a34b03"/>
     <w:rPr>
@@ -11574,18 +11569,18 @@
       <w:lang w:val="de-DE" w:eastAsia="ar-SA" w:bidi="ar-SA"/>
     </w:rPr>
   </w:style>
+  <w:style w:type="character" w:styleId="EndnoteCharactersuser">
+    <w:name w:val="Endnote Characters (user)"/>
+    <w:uiPriority w:val="99"/>
+    <w:semiHidden/>
+    <w:qFormat/>
+    <w:rsid w:val="00fa0032"/>
+    <w:rPr>
+      <w:vertAlign w:val="superscript"/>
+    </w:rPr>
+  </w:style>
   <w:style w:type="character" w:styleId="EndnoteCharacters">
     <w:name w:val="Endnote Characters"/>
-    <w:uiPriority w:val="99"/>
-    <w:semiHidden/>
-    <w:qFormat/>
-    <w:rsid w:val="00fa0032"/>
-    <w:rPr>
-      <w:vertAlign w:val="superscript"/>
-    </w:rPr>
-  </w:style>
-  <w:style w:type="character" w:styleId="EndnoteCharactersuser">
-    <w:name w:val="Endnote Characters (user)"/>
     <w:qFormat/>
     <w:rPr>
       <w:vertAlign w:val="superscript"/>
